--- a/SubPages/Security_Risk/docs/Unit3_Reflection.docx
+++ b/SubPages/Security_Risk/docs/Unit3_Reflection.docx
@@ -48,7 +48,7 @@
         <w:jc w:val="both"/>
       </w:pPr>
       <w:r>
-        <w:t xml:space="preserve">Unit 3 moved from risk in general to threat modelling in particular. It began by separating threats from vulnerabilities, then worked through a range of techniques: STRIDE and DREAD, attack trees, and hybrid approaches such as the Process for Attack Simulation and Threat Analysis, or PASTA (UcedaVélez and Morana, 2015). The readings ran from Shevchenko et al.’s (2018) summary of twelve methods to the Threat Modeling Manifesto (Shostack et al., 2020) and Aven and Thekdi’s (2025) chapter on the basic theory of risk assessment.</w:t>
+        <w:t>Unit 3 moved from risk in general to threat modelling in particular. It began by separating threats from vulnerabilities, then worked through a range of techniques: STRIDE and DREAD, attack trees, and hybrid approaches such as the Process for Attack Simulation and Threat Analysis, or PASTA (UcedaVélez and Morana, 2015). The readings ran from Shevchenko et al.’s (2018) summary of twelve methods to the Threat Modeling Manifesto (Braiterman et al., 2020) and Aven and Thekdi’s (2025) chapter on the basic theory of risk assessment.</w:t>
       </w:r>
     </w:p>
     <w:p>
@@ -92,7 +92,7 @@
         <w:jc w:val="both"/>
       </w:pPr>
       <w:r>
-        <w:t xml:space="preserve">The Manifesto’s fourth question, ‘Did we do a good enough job?’, is the one we never asked. Its preference for ‘continuous refinement over a single delivery’ (Shostack et al., 2020) sits well with Aven and Thekdi’s (2025) view of risk assessment as a way of improving understanding rather than reaching a final verdict. Our report was a snapshot, handed in once and not revisited.</w:t>
+        <w:t>The Manifesto’s fourth question, ‘Did we do a good enough job?’, is the one we never asked. Its preference for ‘continuous refinement over a single delivery’ (Braiterman et al., 2020) sits well with Aven and Thekdi’s (2025) view of risk assessment as a way of improving understanding rather than reaching a final verdict. Our report was a snapshot, handed in once and not revisited.</w:t>
       </w:r>
     </w:p>
     <w:p>
@@ -172,6 +172,48 @@
           <w:i w:val="false"/>
           <w:iCs w:val="false"/>
         </w:rPr>
+        <w:t xml:space="preserve">Braiterman, Z. et al. (2020) </w:t>
+      </w:r>
+      <w:r>
+        <w:rPr>
+          <w:i/>
+          <w:iCs/>
+        </w:rPr>
+        <w:t xml:space="preserve">Threat Modeling Manifesto</w:t>
+      </w:r>
+      <w:r>
+        <w:rPr>
+          <w:i w:val="false"/>
+          <w:iCs w:val="false"/>
+        </w:rPr>
+        <w:t xml:space="preserve">. Available at: </w:t>
+      </w:r>
+      <w:hyperlink w:history="1" r:id="rIdU3ref6">
+        <w:r>
+          <w:rPr>
+            <w:rStyle w:val="Hyperlink"/>
+          </w:rPr>
+          <w:t xml:space="preserve">https://www.threatmodelingmanifesto.org/</w:t>
+        </w:r>
+      </w:hyperlink>
+      <w:r>
+        <w:rPr>
+          <w:i w:val="false"/>
+          <w:iCs w:val="false"/>
+        </w:rPr>
+        <w:t xml:space="preserve"> (Accessed: 3 October 2026).</w:t>
+      </w:r>
+    </w:p>
+    <w:p>
+      <w:pPr>
+        <w:spacing w:after="120"/>
+        <w:ind w:left="567" w:hanging="567"/>
+      </w:pPr>
+      <w:r>
+        <w:rPr>
+          <w:i w:val="false"/>
+          <w:iCs w:val="false"/>
+        </w:rPr>
         <w:t xml:space="preserve">Cox, L.A. (2008) ‘What’s wrong with risk matrices?’, </w:t>
       </w:r>
       <w:r>
@@ -263,7 +305,7 @@
           <w:i/>
           <w:iCs/>
         </w:rPr>
-        <w:t xml:space="preserve">Critical reflection in nursing and the helping professions: a user’s guide</w:t>
+        <w:t>Critical reflection for nursing and the helping professions: a user’s guide</w:t>
       </w:r>
       <w:r>
         <w:rPr>
@@ -347,48 +389,6 @@
             <w:rStyle w:val="Hyperlink"/>
           </w:rPr>
           <w:t xml:space="preserve">https://www.sei.cmu.edu/library/threat-modeling-a-summary-of-available-methods/</w:t>
-        </w:r>
-      </w:hyperlink>
-      <w:r>
-        <w:rPr>
-          <w:i w:val="false"/>
-          <w:iCs w:val="false"/>
-        </w:rPr>
-        <w:t xml:space="preserve"> (Accessed: 3 October 2026).</w:t>
-      </w:r>
-    </w:p>
-    <w:p>
-      <w:pPr>
-        <w:spacing w:after="120"/>
-        <w:ind w:left="567" w:hanging="567"/>
-      </w:pPr>
-      <w:r>
-        <w:rPr>
-          <w:i w:val="false"/>
-          <w:iCs w:val="false"/>
-        </w:rPr>
-        <w:t xml:space="preserve">Shostack, A. et al. (2020) </w:t>
-      </w:r>
-      <w:r>
-        <w:rPr>
-          <w:i/>
-          <w:iCs/>
-        </w:rPr>
-        <w:t xml:space="preserve">Threat Modeling Manifesto</w:t>
-      </w:r>
-      <w:r>
-        <w:rPr>
-          <w:i w:val="false"/>
-          <w:iCs w:val="false"/>
-        </w:rPr>
-        <w:t xml:space="preserve">. Available at: </w:t>
-      </w:r>
-      <w:hyperlink w:history="1" r:id="rIdU3ref6">
-        <w:r>
-          <w:rPr>
-            <w:rStyle w:val="Hyperlink"/>
-          </w:rPr>
-          <w:t xml:space="preserve">https://www.threatmodelingmanifesto.org/</w:t>
         </w:r>
       </w:hyperlink>
       <w:r>

--- a/SubPages/Security_Risk/docs/Unit3_Reflection.docx
+++ b/SubPages/Security_Risk/docs/Unit3_Reflection.docx
@@ -5,6 +5,7 @@
     <w:p>
       <w:pPr>
         <w:pStyle w:val="Title"/>
+        <w:spacing w:line="480" w:lineRule="auto"/>
       </w:pPr>
       <w:r>
         <w:t xml:space="preserve">Unit 3 Reflection: Threat Modelling and the Difference Between Threats and Vulnerabilities</w:t>
@@ -12,10 +13,11 @@
     </w:p>
     <w:p>
       <w:pPr>
-        <w:spacing w:after="80"/>
-      </w:pPr>
-      <w:r>
-        <w:rPr>
+        <w:spacing w:after="80" w:line="480" w:lineRule="auto"/>
+      </w:pPr>
+      <w:r>
+        <w:rPr>
+          <w:rFonts w:ascii="Arial" w:hAnsi="Arial" w:cs="Arial" w:eastAsia="Arial"/>
           <w:color w:val="555555"/>
         </w:rPr>
         <w:t xml:space="preserve">Ian Stevens  |  Security and Risk Management, October 2025</w:t>
@@ -23,10 +25,11 @@
     </w:p>
     <w:p>
       <w:pPr>
-        <w:spacing w:after="240"/>
-      </w:pPr>
-      <w:r>
-        <w:rPr>
+        <w:spacing w:after="240" w:line="480" w:lineRule="auto"/>
+      </w:pPr>
+      <w:r>
+        <w:rPr>
+          <w:rFonts w:ascii="Arial" w:hAnsi="Arial" w:cs="Arial" w:eastAsia="Arial"/>
           <w:i/>
           <w:iCs/>
           <w:color w:val="555555"/>
@@ -37,6 +40,7 @@
     <w:p>
       <w:pPr>
         <w:pStyle w:val="Heading1"/>
+        <w:spacing w:line="480" w:lineRule="auto"/>
       </w:pPr>
       <w:r>
         <w:t xml:space="preserve">What?</w:t>
@@ -44,7 +48,7 @@
     </w:p>
     <w:p>
       <w:pPr>
-        <w:spacing w:after="160" w:line="300"/>
+        <w:spacing w:after="160" w:line="480" w:lineRule="auto"/>
         <w:jc w:val="both"/>
       </w:pPr>
       <w:r>
@@ -54,6 +58,7 @@
     <w:p>
       <w:pPr>
         <w:pStyle w:val="Heading1"/>
+        <w:spacing w:line="480" w:lineRule="auto"/>
       </w:pPr>
       <w:r>
         <w:t xml:space="preserve">So what?</w:t>
@@ -61,7 +66,7 @@
     </w:p>
     <w:p>
       <w:pPr>
-        <w:spacing w:after="160" w:line="300"/>
+        <w:spacing w:after="160" w:line="480" w:lineRule="auto"/>
         <w:jc w:val="both"/>
       </w:pPr>
       <w:r>
@@ -70,7 +75,7 @@
     </w:p>
     <w:p>
       <w:pPr>
-        <w:spacing w:after="160" w:line="300"/>
+        <w:spacing w:after="160" w:line="480" w:lineRule="auto"/>
         <w:jc w:val="both"/>
       </w:pPr>
       <w:r>
@@ -79,7 +84,7 @@
     </w:p>
     <w:p>
       <w:pPr>
-        <w:spacing w:after="160" w:line="300"/>
+        <w:spacing w:after="160" w:line="480" w:lineRule="auto"/>
         <w:jc w:val="both"/>
       </w:pPr>
       <w:r>
@@ -88,7 +93,7 @@
     </w:p>
     <w:p>
       <w:pPr>
-        <w:spacing w:after="160" w:line="300"/>
+        <w:spacing w:after="160" w:line="480" w:lineRule="auto"/>
         <w:jc w:val="both"/>
       </w:pPr>
       <w:r>
@@ -98,6 +103,7 @@
     <w:p>
       <w:pPr>
         <w:pStyle w:val="Heading1"/>
+        <w:spacing w:line="480" w:lineRule="auto"/>
       </w:pPr>
       <w:r>
         <w:t xml:space="preserve">Now what?</w:t>
@@ -105,7 +111,7 @@
     </w:p>
     <w:p>
       <w:pPr>
-        <w:spacing w:after="160" w:line="300"/>
+        <w:spacing w:after="160" w:line="480" w:lineRule="auto"/>
         <w:jc w:val="both"/>
       </w:pPr>
       <w:r>
@@ -115,6 +121,7 @@
     <w:p>
       <w:pPr>
         <w:pStyle w:val="Heading1"/>
+        <w:spacing w:line="480" w:lineRule="auto"/>
       </w:pPr>
       <w:r>
         <w:t xml:space="preserve">References</w:t>
@@ -122,11 +129,12 @@
     </w:p>
     <w:p>
       <w:pPr>
-        <w:spacing w:after="120"/>
+        <w:spacing w:after="120" w:line="480" w:lineRule="auto"/>
         <w:ind w:left="567" w:hanging="567"/>
       </w:pPr>
       <w:r>
         <w:rPr>
+          <w:rFonts w:ascii="Arial" w:hAnsi="Arial" w:cs="Arial" w:eastAsia="Arial"/>
           <w:i w:val="false"/>
           <w:iCs w:val="false"/>
         </w:rPr>
@@ -134,6 +142,7 @@
       </w:r>
       <w:r>
         <w:rPr>
+          <w:rFonts w:ascii="Arial" w:hAnsi="Arial" w:cs="Arial" w:eastAsia="Arial"/>
           <w:i/>
           <w:iCs/>
         </w:rPr>
@@ -141,6 +150,7 @@
       </w:r>
       <w:r>
         <w:rPr>
+          <w:rFonts w:ascii="Arial" w:hAnsi="Arial" w:cs="Arial" w:eastAsia="Arial"/>
           <w:i w:val="false"/>
           <w:iCs w:val="false"/>
         </w:rPr>
@@ -150,12 +160,14 @@
         <w:r>
           <w:rPr>
             <w:rStyle w:val="Hyperlink"/>
+            <w:rFonts w:ascii="Arial" w:hAnsi="Arial" w:cs="Arial" w:eastAsia="Arial"/>
           </w:rPr>
           <w:t xml:space="preserve">https://doi.org/10.4324/9781003494317</w:t>
         </w:r>
       </w:hyperlink>
       <w:r>
         <w:rPr>
+          <w:rFonts w:ascii="Arial" w:hAnsi="Arial" w:cs="Arial" w:eastAsia="Arial"/>
           <w:i w:val="false"/>
           <w:iCs w:val="false"/>
         </w:rPr>
@@ -164,11 +176,12 @@
     </w:p>
     <w:p>
       <w:pPr>
-        <w:spacing w:after="120"/>
+        <w:spacing w:after="120" w:line="480" w:lineRule="auto"/>
         <w:ind w:left="567" w:hanging="567"/>
       </w:pPr>
       <w:r>
         <w:rPr>
+          <w:rFonts w:ascii="Arial" w:hAnsi="Arial" w:cs="Arial" w:eastAsia="Arial"/>
           <w:i w:val="false"/>
           <w:iCs w:val="false"/>
         </w:rPr>
@@ -176,6 +189,7 @@
       </w:r>
       <w:r>
         <w:rPr>
+          <w:rFonts w:ascii="Arial" w:hAnsi="Arial" w:cs="Arial" w:eastAsia="Arial"/>
           <w:i/>
           <w:iCs/>
         </w:rPr>
@@ -183,6 +197,7 @@
       </w:r>
       <w:r>
         <w:rPr>
+          <w:rFonts w:ascii="Arial" w:hAnsi="Arial" w:cs="Arial" w:eastAsia="Arial"/>
           <w:i w:val="false"/>
           <w:iCs w:val="false"/>
         </w:rPr>
@@ -192,12 +207,14 @@
         <w:r>
           <w:rPr>
             <w:rStyle w:val="Hyperlink"/>
+            <w:rFonts w:ascii="Arial" w:hAnsi="Arial" w:cs="Arial" w:eastAsia="Arial"/>
           </w:rPr>
           <w:t xml:space="preserve">https://www.threatmodelingmanifesto.org/</w:t>
         </w:r>
       </w:hyperlink>
       <w:r>
         <w:rPr>
+          <w:rFonts w:ascii="Arial" w:hAnsi="Arial" w:cs="Arial" w:eastAsia="Arial"/>
           <w:i w:val="false"/>
           <w:iCs w:val="false"/>
         </w:rPr>
@@ -206,11 +223,12 @@
     </w:p>
     <w:p>
       <w:pPr>
-        <w:spacing w:after="120"/>
+        <w:spacing w:after="120" w:line="480" w:lineRule="auto"/>
         <w:ind w:left="567" w:hanging="567"/>
       </w:pPr>
       <w:r>
         <w:rPr>
+          <w:rFonts w:ascii="Arial" w:hAnsi="Arial" w:cs="Arial" w:eastAsia="Arial"/>
           <w:i w:val="false"/>
           <w:iCs w:val="false"/>
         </w:rPr>
@@ -218,6 +236,7 @@
       </w:r>
       <w:r>
         <w:rPr>
+          <w:rFonts w:ascii="Arial" w:hAnsi="Arial" w:cs="Arial" w:eastAsia="Arial"/>
           <w:i/>
           <w:iCs/>
         </w:rPr>
@@ -225,6 +244,7 @@
       </w:r>
       <w:r>
         <w:rPr>
+          <w:rFonts w:ascii="Arial" w:hAnsi="Arial" w:cs="Arial" w:eastAsia="Arial"/>
           <w:i w:val="false"/>
           <w:iCs w:val="false"/>
         </w:rPr>
@@ -234,12 +254,14 @@
         <w:r>
           <w:rPr>
             <w:rStyle w:val="Hyperlink"/>
+            <w:rFonts w:ascii="Arial" w:hAnsi="Arial" w:cs="Arial" w:eastAsia="Arial"/>
           </w:rPr>
           <w:t xml:space="preserve">https://doi.org/10.1111/j.1539-6924.2008.01030.x</w:t>
         </w:r>
       </w:hyperlink>
       <w:r>
         <w:rPr>
+          <w:rFonts w:ascii="Arial" w:hAnsi="Arial" w:cs="Arial" w:eastAsia="Arial"/>
           <w:i w:val="false"/>
           <w:iCs w:val="false"/>
         </w:rPr>
@@ -248,11 +270,12 @@
     </w:p>
     <w:p>
       <w:pPr>
-        <w:spacing w:after="120"/>
+        <w:spacing w:after="120" w:line="480" w:lineRule="auto"/>
         <w:ind w:left="567" w:hanging="567"/>
       </w:pPr>
       <w:r>
         <w:rPr>
+          <w:rFonts w:ascii="Arial" w:hAnsi="Arial" w:cs="Arial" w:eastAsia="Arial"/>
           <w:i w:val="false"/>
           <w:iCs w:val="false"/>
         </w:rPr>
@@ -260,6 +283,7 @@
       </w:r>
       <w:r>
         <w:rPr>
+          <w:rFonts w:ascii="Arial" w:hAnsi="Arial" w:cs="Arial" w:eastAsia="Arial"/>
           <w:i/>
           <w:iCs/>
         </w:rPr>
@@ -267,6 +291,7 @@
       </w:r>
       <w:r>
         <w:rPr>
+          <w:rFonts w:ascii="Arial" w:hAnsi="Arial" w:cs="Arial" w:eastAsia="Arial"/>
           <w:i w:val="false"/>
           <w:iCs w:val="false"/>
         </w:rPr>
@@ -276,12 +301,14 @@
         <w:r>
           <w:rPr>
             <w:rStyle w:val="Hyperlink"/>
+            <w:rFonts w:ascii="Arial" w:hAnsi="Arial" w:cs="Arial" w:eastAsia="Arial"/>
           </w:rPr>
           <w:t xml:space="preserve">https://doi.org/10.6028/NIST.FIPS.200</w:t>
         </w:r>
       </w:hyperlink>
       <w:r>
         <w:rPr>
+          <w:rFonts w:ascii="Arial" w:hAnsi="Arial" w:cs="Arial" w:eastAsia="Arial"/>
           <w:i w:val="false"/>
           <w:iCs w:val="false"/>
         </w:rPr>
@@ -290,11 +317,12 @@
     </w:p>
     <w:p>
       <w:pPr>
-        <w:spacing w:after="120"/>
+        <w:spacing w:after="120" w:line="480" w:lineRule="auto"/>
         <w:ind w:left="567" w:hanging="567"/>
       </w:pPr>
       <w:r>
         <w:rPr>
+          <w:rFonts w:ascii="Arial" w:hAnsi="Arial" w:cs="Arial" w:eastAsia="Arial"/>
           <w:i w:val="false"/>
           <w:iCs w:val="false"/>
         </w:rPr>
@@ -302,6 +330,7 @@
       </w:r>
       <w:r>
         <w:rPr>
+          <w:rFonts w:ascii="Arial" w:hAnsi="Arial" w:cs="Arial" w:eastAsia="Arial"/>
           <w:i/>
           <w:iCs/>
         </w:rPr>
@@ -309,6 +338,7 @@
       </w:r>
       <w:r>
         <w:rPr>
+          <w:rFonts w:ascii="Arial" w:hAnsi="Arial" w:cs="Arial" w:eastAsia="Arial"/>
           <w:i w:val="false"/>
           <w:iCs w:val="false"/>
         </w:rPr>
@@ -317,11 +347,12 @@
     </w:p>
     <w:p>
       <w:pPr>
-        <w:spacing w:after="120"/>
+        <w:spacing w:after="120" w:line="480" w:lineRule="auto"/>
         <w:ind w:left="567" w:hanging="567"/>
       </w:pPr>
       <w:r>
         <w:rPr>
+          <w:rFonts w:ascii="Arial" w:hAnsi="Arial" w:cs="Arial" w:eastAsia="Arial"/>
           <w:i w:val="false"/>
           <w:iCs w:val="false"/>
         </w:rPr>
@@ -329,6 +360,7 @@
       </w:r>
       <w:r>
         <w:rPr>
+          <w:rFonts w:ascii="Arial" w:hAnsi="Arial" w:cs="Arial" w:eastAsia="Arial"/>
           <w:i/>
           <w:iCs/>
         </w:rPr>
@@ -336,6 +368,7 @@
       </w:r>
       <w:r>
         <w:rPr>
+          <w:rFonts w:ascii="Arial" w:hAnsi="Arial" w:cs="Arial" w:eastAsia="Arial"/>
           <w:i w:val="false"/>
           <w:iCs w:val="false"/>
         </w:rPr>
@@ -345,12 +378,14 @@
         <w:r>
           <w:rPr>
             <w:rStyle w:val="Hyperlink"/>
+            <w:rFonts w:ascii="Arial" w:hAnsi="Arial" w:cs="Arial" w:eastAsia="Arial"/>
           </w:rPr>
           <w:t xml:space="preserve">https://www.schneier.com/academic/archives/1999/12/attack_trees.html</w:t>
         </w:r>
       </w:hyperlink>
       <w:r>
         <w:rPr>
+          <w:rFonts w:ascii="Arial" w:hAnsi="Arial" w:cs="Arial" w:eastAsia="Arial"/>
           <w:i w:val="false"/>
           <w:iCs w:val="false"/>
         </w:rPr>
@@ -359,11 +394,12 @@
     </w:p>
     <w:p>
       <w:pPr>
-        <w:spacing w:after="120"/>
+        <w:spacing w:after="120" w:line="480" w:lineRule="auto"/>
         <w:ind w:left="567" w:hanging="567"/>
       </w:pPr>
       <w:r>
         <w:rPr>
+          <w:rFonts w:ascii="Arial" w:hAnsi="Arial" w:cs="Arial" w:eastAsia="Arial"/>
           <w:i w:val="false"/>
           <w:iCs w:val="false"/>
         </w:rPr>
@@ -371,6 +407,7 @@
       </w:r>
       <w:r>
         <w:rPr>
+          <w:rFonts w:ascii="Arial" w:hAnsi="Arial" w:cs="Arial" w:eastAsia="Arial"/>
           <w:i/>
           <w:iCs/>
         </w:rPr>
@@ -378,6 +415,7 @@
       </w:r>
       <w:r>
         <w:rPr>
+          <w:rFonts w:ascii="Arial" w:hAnsi="Arial" w:cs="Arial" w:eastAsia="Arial"/>
           <w:i w:val="false"/>
           <w:iCs w:val="false"/>
         </w:rPr>
@@ -387,12 +425,14 @@
         <w:r>
           <w:rPr>
             <w:rStyle w:val="Hyperlink"/>
+            <w:rFonts w:ascii="Arial" w:hAnsi="Arial" w:cs="Arial" w:eastAsia="Arial"/>
           </w:rPr>
           <w:t xml:space="preserve">https://www.sei.cmu.edu/library/threat-modeling-a-summary-of-available-methods/</w:t>
         </w:r>
       </w:hyperlink>
       <w:r>
         <w:rPr>
+          <w:rFonts w:ascii="Arial" w:hAnsi="Arial" w:cs="Arial" w:eastAsia="Arial"/>
           <w:i w:val="false"/>
           <w:iCs w:val="false"/>
         </w:rPr>
@@ -401,11 +441,12 @@
     </w:p>
     <w:p>
       <w:pPr>
-        <w:spacing w:after="120"/>
+        <w:spacing w:after="120" w:line="480" w:lineRule="auto"/>
         <w:ind w:left="567" w:hanging="567"/>
       </w:pPr>
       <w:r>
         <w:rPr>
+          <w:rFonts w:ascii="Arial" w:hAnsi="Arial" w:cs="Arial" w:eastAsia="Arial"/>
           <w:i w:val="false"/>
           <w:iCs w:val="false"/>
         </w:rPr>
@@ -413,6 +454,7 @@
       </w:r>
       <w:r>
         <w:rPr>
+          <w:rFonts w:ascii="Arial" w:hAnsi="Arial" w:cs="Arial" w:eastAsia="Arial"/>
           <w:i/>
           <w:iCs/>
         </w:rPr>
@@ -420,6 +462,7 @@
       </w:r>
       <w:r>
         <w:rPr>
+          <w:rFonts w:ascii="Arial" w:hAnsi="Arial" w:cs="Arial" w:eastAsia="Arial"/>
           <w:i w:val="false"/>
           <w:iCs w:val="false"/>
         </w:rPr>
@@ -429,12 +472,14 @@
         <w:r>
           <w:rPr>
             <w:rStyle w:val="Hyperlink"/>
+            <w:rFonts w:ascii="Arial" w:hAnsi="Arial" w:cs="Arial" w:eastAsia="Arial"/>
           </w:rPr>
           <w:t xml:space="preserve">https://www.oreilly.com/library/view/threat-modeling/9781492056546/</w:t>
         </w:r>
       </w:hyperlink>
       <w:r>
         <w:rPr>
+          <w:rFonts w:ascii="Arial" w:hAnsi="Arial" w:cs="Arial" w:eastAsia="Arial"/>
           <w:i w:val="false"/>
           <w:iCs w:val="false"/>
         </w:rPr>
@@ -443,11 +488,12 @@
     </w:p>
     <w:p>
       <w:pPr>
-        <w:spacing w:after="120"/>
+        <w:spacing w:after="120" w:line="480" w:lineRule="auto"/>
         <w:ind w:left="567" w:hanging="567"/>
       </w:pPr>
       <w:r>
         <w:rPr>
+          <w:rFonts w:ascii="Arial" w:hAnsi="Arial" w:cs="Arial" w:eastAsia="Arial"/>
           <w:i w:val="false"/>
           <w:iCs w:val="false"/>
         </w:rPr>
@@ -455,6 +501,7 @@
       </w:r>
       <w:r>
         <w:rPr>
+          <w:rFonts w:ascii="Arial" w:hAnsi="Arial" w:cs="Arial" w:eastAsia="Arial"/>
           <w:i/>
           <w:iCs/>
         </w:rPr>
@@ -462,6 +509,7 @@
       </w:r>
       <w:r>
         <w:rPr>
+          <w:rFonts w:ascii="Arial" w:hAnsi="Arial" w:cs="Arial" w:eastAsia="Arial"/>
           <w:i w:val="false"/>
           <w:iCs w:val="false"/>
         </w:rPr>
@@ -471,12 +519,14 @@
         <w:r>
           <w:rPr>
             <w:rStyle w:val="Hyperlink"/>
+            <w:rFonts w:ascii="Arial" w:hAnsi="Arial" w:cs="Arial" w:eastAsia="Arial"/>
           </w:rPr>
           <w:t xml:space="preserve">https://www.wiley.com/en-us/Risk+Centric+Threat+Modeling%3A+Process+for+Attack+Simulation+and+Threat+Analysis-p-9780470500965</w:t>
         </w:r>
       </w:hyperlink>
       <w:r>
         <w:rPr>
+          <w:rFonts w:ascii="Arial" w:hAnsi="Arial" w:cs="Arial" w:eastAsia="Arial"/>
           <w:i w:val="false"/>
           <w:iCs w:val="false"/>
         </w:rPr>
@@ -484,7 +534,8 @@
       </w:r>
     </w:p>
     <w:sectPr>
-      <w:pgSz w:w="11906" w:h="16838" w:orient="portrait"/>
+      <w:footerReference w:type="default" r:id="rId7"/>
+      <w:pgSz w:w="11906" w:h="16838"/>
       <w:pgMar w:top="1440" w:right="1440" w:bottom="1440" w:left="1440" w:header="708" w:footer="708" w:gutter="0"/>
       <w:pgNumType/>
       <w:docGrid w:linePitch="360"/>
@@ -532,6 +583,58 @@
     </w:p>
   </w:endnote>
 </w:endnotes>
+</file>
+
+<file path=word/footer1.xml><?xml version="1.0" encoding="utf-8"?>
+<w:ftr xmlns:m="http://schemas.openxmlformats.org/officeDocument/2006/math" xmlns:mc="http://schemas.openxmlformats.org/markup-compatibility/2006" xmlns:mo="http://schemas.microsoft.com/office/mac/office/2008/main" xmlns:mv="urn:schemas-microsoft-com:mac:vml" xmlns:o="urn:schemas-microsoft-com:office:office" xmlns:r="http://schemas.openxmlformats.org/officeDocument/2006/relationships" xmlns:v="urn:schemas-microsoft-com:vml" xmlns:w10="urn:schemas-microsoft-com:office:word" xmlns:w14="http://schemas.microsoft.com/office/word/2010/wordml" xmlns:w="http://schemas.openxmlformats.org/wordprocessingml/2006/main" xmlns:wne="http://schemas.microsoft.com/office/word/2006/wordml" xmlns:wp14="http://schemas.microsoft.com/office/word/2010/wordprocessingDrawing" xmlns:wp="http://schemas.openxmlformats.org/drawingml/2006/wordprocessingDrawing" xmlns:wpc="http://schemas.microsoft.com/office/word/2010/wordprocessingCanvas" xmlns:wpg="http://schemas.microsoft.com/office/word/2010/wordprocessingGroup" xmlns:wpi="http://schemas.microsoft.com/office/word/2010/wordprocessingInk" xmlns:wps="http://schemas.microsoft.com/office/word/2010/wordprocessingShape" mc:Ignorable="w14 wp14">
+  <w:p>
+    <w:pPr>
+      <w:pStyle w:val="Footer"/>
+      <w:spacing w:line="240" w:lineRule="auto"/>
+      <w:jc w:val="center"/>
+    </w:pPr>
+    <w:r>
+      <w:rPr>
+        <w:rFonts w:ascii="Arial" w:hAnsi="Arial" w:cs="Arial" w:eastAsia="Arial"/>
+        <w:sz w:val="24"/>
+        <w:szCs w:val="24"/>
+      </w:rPr>
+      <w:fldChar w:fldCharType="begin"/>
+    </w:r>
+    <w:r>
+      <w:rPr>
+        <w:rFonts w:ascii="Arial" w:hAnsi="Arial" w:cs="Arial" w:eastAsia="Arial"/>
+        <w:sz w:val="24"/>
+        <w:szCs w:val="24"/>
+      </w:rPr>
+      <w:instrText xml:space="preserve"> PAGE </w:instrText>
+    </w:r>
+    <w:r>
+      <w:rPr>
+        <w:rFonts w:ascii="Arial" w:hAnsi="Arial" w:cs="Arial" w:eastAsia="Arial"/>
+        <w:sz w:val="24"/>
+        <w:szCs w:val="24"/>
+      </w:rPr>
+      <w:fldChar w:fldCharType="separate"/>
+    </w:r>
+    <w:r>
+      <w:rPr>
+        <w:rFonts w:ascii="Arial" w:hAnsi="Arial" w:cs="Arial" w:eastAsia="Arial"/>
+        <w:sz w:val="24"/>
+        <w:szCs w:val="24"/>
+      </w:rPr>
+      <w:t>1</w:t>
+    </w:r>
+    <w:r>
+      <w:rPr>
+        <w:rFonts w:ascii="Arial" w:hAnsi="Arial" w:cs="Arial" w:eastAsia="Arial"/>
+        <w:sz w:val="24"/>
+        <w:szCs w:val="24"/>
+      </w:rPr>
+      <w:fldChar w:fldCharType="end"/>
+    </w:r>
+  </w:p>
+</w:ftr>
 </file>
 
 <file path=word/footnotes.xml><?xml version="1.0" encoding="utf-8"?>
@@ -671,12 +774,16 @@
   <w:docDefaults>
     <w:rPrDefault>
       <w:rPr>
-        <w:rFonts w:ascii="Calibri" w:cs="Calibri" w:eastAsia="Calibri" w:hAnsi="Calibri"/>
-        <w:sz w:val="23"/>
-        <w:szCs w:val="23"/>
+        <w:rFonts w:ascii="Arial" w:hAnsi="Arial" w:cs="Arial" w:eastAsia="Arial"/>
+        <w:sz w:val="24"/>
+        <w:szCs w:val="24"/>
       </w:rPr>
     </w:rPrDefault>
-    <w:pPrDefault/>
+    <w:pPrDefault>
+      <w:pPr>
+        <w:spacing w:line="480" w:lineRule="auto"/>
+      </w:pPr>
+    </w:pPrDefault>
   </w:docDefaults>
   <w:style w:type="paragraph" w:styleId="Title">
     <w:name w:val="Title"/>
@@ -684,8 +791,10 @@
     <w:next w:val="Normal"/>
     <w:qFormat/>
     <w:rPr>
-      <w:sz w:val="56"/>
-      <w:szCs w:val="56"/>
+      <w:rFonts w:ascii="Arial" w:hAnsi="Arial" w:cs="Arial" w:eastAsia="Arial"/>
+      <w:b/>
+      <w:sz w:val="24"/>
+      <w:szCs w:val="24"/>
     </w:rPr>
   </w:style>
   <w:style w:type="paragraph" w:styleId="Heading1">
@@ -694,9 +803,11 @@
     <w:next w:val="Normal"/>
     <w:qFormat/>
     <w:rPr>
+      <w:rFonts w:ascii="Arial" w:hAnsi="Arial" w:cs="Arial" w:eastAsia="Arial"/>
+      <w:b/>
       <w:color w:val="2E74B5"/>
-      <w:sz w:val="32"/>
-      <w:szCs w:val="32"/>
+      <w:sz w:val="24"/>
+      <w:szCs w:val="24"/>
     </w:rPr>
   </w:style>
   <w:style w:type="paragraph" w:styleId="Heading2">
@@ -705,9 +816,12 @@
     <w:next w:val="Normal"/>
     <w:qFormat/>
     <w:rPr>
+      <w:rFonts w:ascii="Arial" w:hAnsi="Arial" w:cs="Arial" w:eastAsia="Arial"/>
+      <w:b/>
+      <w:i/>
       <w:color w:val="2E74B5"/>
-      <w:sz w:val="26"/>
-      <w:szCs w:val="26"/>
+      <w:sz w:val="24"/>
+      <w:szCs w:val="24"/>
     </w:rPr>
   </w:style>
   <w:style w:type="paragraph" w:styleId="Heading3">
@@ -716,6 +830,9 @@
     <w:next w:val="Normal"/>
     <w:qFormat/>
     <w:rPr>
+      <w:rFonts w:ascii="Arial" w:hAnsi="Arial" w:cs="Arial" w:eastAsia="Arial"/>
+      <w:b/>
+      <w:i/>
       <w:color w:val="1F4D78"/>
       <w:sz w:val="24"/>
       <w:szCs w:val="24"/>
@@ -727,6 +844,7 @@
     <w:next w:val="Normal"/>
     <w:qFormat/>
     <w:rPr>
+      <w:rFonts w:ascii="Arial" w:hAnsi="Arial" w:cs="Arial" w:eastAsia="Arial"/>
       <w:i/>
       <w:iCs/>
       <w:color w:val="2E74B5"/>
@@ -738,6 +856,7 @@
     <w:next w:val="Normal"/>
     <w:qFormat/>
     <w:rPr>
+      <w:rFonts w:ascii="Arial" w:hAnsi="Arial" w:cs="Arial" w:eastAsia="Arial"/>
       <w:color w:val="2E74B5"/>
     </w:rPr>
   </w:style>
@@ -747,6 +866,7 @@
     <w:next w:val="Normal"/>
     <w:qFormat/>
     <w:rPr>
+      <w:rFonts w:ascii="Arial" w:hAnsi="Arial" w:cs="Arial" w:eastAsia="Arial"/>
       <w:color w:val="1F4D78"/>
     </w:rPr>
   </w:style>
@@ -756,6 +876,7 @@
     <w:next w:val="Normal"/>
     <w:qFormat/>
     <w:rPr>
+      <w:rFonts w:ascii="Arial" w:hAnsi="Arial" w:cs="Arial" w:eastAsia="Arial"/>
       <w:b/>
       <w:bCs/>
     </w:rPr>
@@ -771,6 +892,7 @@
     <w:uiPriority w:val="99"/>
     <w:unhideWhenUsed/>
     <w:rPr>
+      <w:rFonts w:ascii="Arial" w:hAnsi="Arial" w:cs="Arial" w:eastAsia="Arial"/>
       <w:color w:val="0563C1"/>
       <w:u w:val="single"/>
     </w:rPr>
@@ -782,6 +904,7 @@
     <w:semiHidden/>
     <w:unhideWhenUsed/>
     <w:rPr>
+      <w:rFonts w:ascii="Arial" w:hAnsi="Arial" w:cs="Arial" w:eastAsia="Arial"/>
       <w:vertAlign w:val="superscript"/>
     </w:rPr>
   </w:style>
@@ -793,11 +916,12 @@
     <w:semiHidden/>
     <w:unhideWhenUsed/>
     <w:pPr>
-      <w:spacing w:after="0" w:line="240" w:lineRule="auto"/>
+      <w:spacing w:after="0" w:line="480" w:lineRule="auto"/>
     </w:pPr>
     <w:rPr>
-      <w:sz w:val="20"/>
-      <w:szCs w:val="20"/>
+      <w:rFonts w:ascii="Arial" w:hAnsi="Arial" w:cs="Arial" w:eastAsia="Arial"/>
+      <w:sz w:val="24"/>
+      <w:szCs w:val="24"/>
     </w:rPr>
   </w:style>
   <w:style w:type="character" w:styleId="FootnoteTextChar">
@@ -808,8 +932,9 @@
     <w:semiHidden/>
     <w:unhideWhenUsed/>
     <w:rPr>
-      <w:sz w:val="20"/>
-      <w:szCs w:val="20"/>
+      <w:rFonts w:ascii="Arial" w:hAnsi="Arial" w:cs="Arial" w:eastAsia="Arial"/>
+      <w:sz w:val="24"/>
+      <w:szCs w:val="24"/>
     </w:rPr>
   </w:style>
   <w:style w:type="character" w:styleId="EndnoteReference">
@@ -819,6 +944,7 @@
     <w:semiHidden/>
     <w:unhideWhenUsed/>
     <w:rPr>
+      <w:rFonts w:ascii="Arial" w:hAnsi="Arial" w:cs="Arial" w:eastAsia="Arial"/>
       <w:vertAlign w:val="superscript"/>
     </w:rPr>
   </w:style>
@@ -830,11 +956,12 @@
     <w:semiHidden/>
     <w:unhideWhenUsed/>
     <w:pPr>
-      <w:spacing w:after="0" w:line="240" w:lineRule="auto"/>
+      <w:spacing w:after="0" w:line="480" w:lineRule="auto"/>
     </w:pPr>
     <w:rPr>
-      <w:sz w:val="20"/>
-      <w:szCs w:val="20"/>
+      <w:rFonts w:ascii="Arial" w:hAnsi="Arial" w:cs="Arial" w:eastAsia="Arial"/>
+      <w:sz w:val="24"/>
+      <w:szCs w:val="24"/>
     </w:rPr>
   </w:style>
   <w:style w:type="character" w:styleId="EndnoteTextChar">
@@ -845,8 +972,9 @@
     <w:semiHidden/>
     <w:unhideWhenUsed/>
     <w:rPr>
-      <w:sz w:val="20"/>
-      <w:szCs w:val="20"/>
+      <w:rFonts w:ascii="Arial" w:hAnsi="Arial" w:cs="Arial" w:eastAsia="Arial"/>
+      <w:sz w:val="24"/>
+      <w:szCs w:val="24"/>
     </w:rPr>
   </w:style>
   <w:style w:type="paragraph" w:styleId="Title">
@@ -856,12 +984,12 @@
       <w:spacing w:after="120"/>
     </w:pPr>
     <w:rPr>
-      <w:rFonts w:ascii="Calibri" w:cs="Calibri" w:eastAsia="Calibri" w:hAnsi="Calibri"/>
+      <w:rFonts w:ascii="Arial" w:hAnsi="Arial" w:cs="Arial" w:eastAsia="Arial"/>
       <w:b/>
       <w:bCs/>
       <w:color w:val="1F3864"/>
-      <w:sz w:val="34"/>
-      <w:szCs w:val="34"/>
+      <w:sz w:val="24"/>
+      <w:szCs w:val="24"/>
     </w:rPr>
   </w:style>
   <w:style w:type="paragraph" w:styleId="Heading1">
@@ -874,12 +1002,12 @@
       <w:outlineLvl w:val="0"/>
     </w:pPr>
     <w:rPr>
-      <w:rFonts w:ascii="Calibri" w:cs="Calibri" w:eastAsia="Calibri" w:hAnsi="Calibri"/>
+      <w:rFonts w:ascii="Arial" w:hAnsi="Arial" w:cs="Arial" w:eastAsia="Arial"/>
       <w:b/>
       <w:bCs/>
       <w:color w:val="1F3864"/>
-      <w:sz w:val="27"/>
-      <w:szCs w:val="27"/>
+      <w:sz w:val="24"/>
+      <w:szCs w:val="24"/>
     </w:rPr>
   </w:style>
 </w:styles>
